--- a/PP-salygos/templates/AKV_LT_PASIULYMAS.docx
+++ b/PP-salygos/templates/AKV_LT_PASIULYMAS.docx
@@ -1105,7 +1105,7 @@
           <w:szCs w:val="20"/>
           <w:lang w:eastAsia="zh-CN"/>
         </w:rPr>
-        <w:t>visos siūlomos prekės (naudojamos medžiagos, įranga) nepriklausomai ar naudojamos darbų atlikimui ar paslaugų suteikimui, atitiks Perkančiojo subjekto nurodytus reikalavimus, ir</w:t>
+        <w:t>visos siūlomos prekės (naudojamos medžiagos, įranga) nepriklausomai ar naudojamos darbų atlikimui ar paslaugų suteikimui, atitiks Pirkimo vykdytojo nurodytus reikalavimus, ir</w:t>
       </w:r>
       <w:r>
         <w:rPr>
@@ -1130,7 +1130,7 @@
           <w:sz w:val="20"/>
           <w:szCs w:val="20"/>
         </w:rPr>
-        <w:t xml:space="preserve">Perkančiajam subjektui raštu </w:t>
+        <w:t xml:space="preserve">Pirkimo vykdytojui raštu </w:t>
       </w:r>
       <w:r>
         <w:rPr>
@@ -1948,7 +1948,7 @@
           <w:szCs w:val="20"/>
           <w:lang w:eastAsia="zh-CN"/>
         </w:rPr>
-        <w:t xml:space="preserve">. punkte nurodytos informacijos pagrindu Pirkimo laimėjimo atveju Perkantysis subjektas gali inicijuoti Lietuvos Respublikos nacionaliniam saugumui užtikrinti svarbių objektų apsaugos įstatymo 13 straipsnyje numatytą sandorių atitikties nacionalinio saugumo interesams patikrą. </w:t>
+        <w:t xml:space="preserve">. punkte nurodytos informacijos pagrindu Pirkimo laimėjimo atveju Pirkimo vykdytojas gali inicijuoti Lietuvos Respublikos nacionaliniam saugumui užtikrinti svarbių objektų apsaugos įstatymo 13 straipsnyje numatytą sandorių atitikties nacionalinio saugumo interesams patikrą. </w:t>
       </w:r>
     </w:p>
     <w:p>
@@ -2852,7 +2852,7 @@
           <w:szCs w:val="20"/>
           <w:lang w:eastAsia="zh-CN"/>
         </w:rPr>
-        <w:t>Patvirtinu, kad Pirkime nedalyvaus Tiekėjai, Subtiekėjai, Tiekėjų grupės nariai, Ūkio subjektai, kurių pajėgumais remiamasi , kurie nėra registruoti (Tiekėjas, Tiekėjų grupės narys, Subtiekėjas, Ūkio subjektas, kurio pajėgumais remiamasi, Kvazisubtiekėjas, kuris yra fizinis asmuo – nuolat gyvenantis ar turintys pilietybę) Europos Sąjungos valstybėje narėje, Šiaurės Atlanto sutarties organizacijos valstybėje narėje ar trečiojoje šalyje, pasirašiusioje PĮ 29 straipsnio 4 dalyje nurodytus tarptautinius susitarimus.    </w:t>
+        <w:t xml:space="preserve">Patvirtinu, kad Pirkime nedalyvaus Tiekėjai, Subtiekėjai, Tiekėjų grupės nariai, Ūkio subjektai, kurių pajėgumais remiamasi , kurie nėra registruoti (Tiekėjas, Tiekėjų grupės narys, Subtiekėjas, Ūkio subjektas, kurio pajėgumais remiamasi, Kvazisubtiekėjas, kuris yra fizinis asmuo – nuolat gyvenantis ar turintys pilietybę) Europos Sąjungos valstybėje narėje, Šiaurės Atlanto sutarties organizacijos valstybėje narėje ar trečiojoje šalyje, pasirašiusioje VPĮ 17 straipsnio 4 dalyje nurodytus tarptautinius susitarimus.    </w:t>
       </w:r>
       <w:commentRangeEnd w:id="6"/>
       <w:r>
@@ -2900,7 +2900,7 @@
           <w:szCs w:val="20"/>
           <w:lang w:eastAsia="zh-CN"/>
         </w:rPr>
-        <w:t>Deklaruojamoms aplinkybėms pasikeitus, įsipareigoju nedelsiant apie tai informuoti Perkantįjį subjektą.</w:t>
+        <w:t>Deklaruojamoms aplinkybėms pasikeitus, įsipareigoju nedelsiant apie tai informuoti Pirkimo vykdytoją.</w:t>
       </w:r>
     </w:p>
     <w:p>
@@ -6424,7 +6424,7 @@
             <w:sz w:val="16"/>
             <w:szCs w:val="16"/>
           </w:rPr>
-          <w:t>https://klausk.vpt.lt/hc/lt/articles/115005730625-Kaip-turi-b%C5%ABti-suprantamas-konfidencialumas-vie%C5%A1uosiuose-pirkimuose-</w:t>
+          <w:t>https://klausk.vpt.lt/hc/lt/sections/115001605645-Konfidencialumas</w:t>
         </w:r>
       </w:hyperlink>
     </w:p>

--- a/PP-salygos/templates/AKV_LT_PASIULYMAS.docx
+++ b/PP-salygos/templates/AKV_LT_PASIULYMAS.docx
@@ -1217,7 +1217,7 @@
           <w:sz w:val="20"/>
           <w:szCs w:val="20"/>
         </w:rPr>
-        <w:t xml:space="preserve"> d. EPSO-G valdybos patvirtintu EPSO-G įmonių grupės  </w:t>
+        <w:t xml:space="preserve"> d. EPSO-G valdybos patvirtintu EPSO-G įmonių grupės </w:t>
       </w:r>
       <w:r>
         <w:rPr>
@@ -1263,15 +1263,15 @@
           <w:szCs w:val="20"/>
           <w:vertAlign w:val="superscript"/>
         </w:rPr>
-        <w:t xml:space="preserve"> </w:t>
-      </w:r>
-      <w:r>
-        <w:rPr>
-          <w:rFonts w:ascii="Arial" w:hAnsi="Arial" w:cs="Arial"/>
-          <w:sz w:val="20"/>
-          <w:szCs w:val="20"/>
-        </w:rPr>
-        <w:t>ir 2023 m. birželio 29 d. EPSO-G valdybos patvirtinta EPSO-G įmonių grupės antikorupcinės veiklos politika    prieš vykdydami Sutartį.</w:t>
+        <w:t xml:space="preserve"/>
+      </w:r>
+      <w:r>
+        <w:rPr>
+          <w:rFonts w:ascii="Arial" w:hAnsi="Arial" w:cs="Arial"/>
+          <w:sz w:val="20"/>
+          <w:szCs w:val="20"/>
+        </w:rPr>
+        <w:t>ir 2023 m. birželio 29 d. EPSO-G valdybos patvirtinta EPSO-G įmonių grupės antikorupcinės veiklos politika prieš vykdydami Sutartį.</w:t>
       </w:r>
     </w:p>
     <w:bookmarkEnd w:id="1"/>
@@ -1677,7 +1677,7 @@
                 <w:sz w:val="20"/>
                 <w:szCs w:val="20"/>
               </w:rPr>
-              <w:t>pats Tiekėjas,  jo kontroliuojamas asmuo)</w:t>
+              <w:t>pats Tiekėjas, jo kontroliuojamas asmuo)</w:t>
             </w:r>
           </w:p>
         </w:tc>
@@ -2519,7 +2519,7 @@
           <w:szCs w:val="20"/>
           <w:lang w:eastAsia="zh-CN"/>
         </w:rPr>
-        <w:t>Tiekėjas, jo subtiekėjas, ūkio subjektas, kurio pajėgumais remiamasi, vykdo veiklą VPĮ 92 straipsnio 15 dalyje numatytame sąraše nurodytose valstybėse ar teritorijose arba yra ūkio subjektų grupės, kurios bet kuris narys vykdo veiklą VPĮ  92 straipsnio 15 dalyje numatytame sąraše nurodytose valstybėse ar teritorijose, narys arba jos vadovas, kitas valdymo ar priežiūros organo narys ar kitas (kiti) asmuo (asmenys), turintis (turintys) teisę atstovauti tiekėjui, subtiekėjui, ūkio subjektui, kurio pajėgumais remiamasi, ar jį kontroliuoti, jo vardu priimti sprendimą, sudaryti sandorį, ir tokiu būdu dalyvauja tokių ūkio subjektų grupių ir (ar) ūkio subjektų veikloje.</w:t>
+        <w:t>Tiekėjas, jo subtiekėjas, ūkio subjektas, kurio pajėgumais remiamasi, vykdo veiklą VPĮ 92 straipsnio 15 dalyje numatytame sąraše nurodytose valstybėse ar teritorijose arba yra ūkio subjektų grupės, kurios bet kuris narys vykdo veiklą VPĮ 92 straipsnio 15 dalyje numatytame sąraše nurodytose valstybėse ar teritorijose, narys arba jos vadovas, kitas valdymo ar priežiūros organo narys ar kitas (kiti) asmuo (asmenys), turintis (turintys) teisę atstovauti tiekėjui, subtiekėjui, ūkio subjektui, kurio pajėgumais remiamasi, ar jį kontroliuoti, jo vardu priimti sprendimą, sudaryti sandorį, ir tokiu būdu dalyvauja tokių ūkio subjektų grupių ir (ar) ūkio subjektų veikloje.</w:t>
       </w:r>
     </w:p>
     <w:p>
@@ -2813,7 +2813,7 @@
           <w:szCs w:val="20"/>
           <w:lang w:eastAsia="zh-CN"/>
         </w:rPr>
-        <w:t xml:space="preserve">Patvirtinu, kad Tiekėjui, Subtiekėjams, kuriuos esu pasitelkęs ar pasitelksiu ateityje, Ūkio subjektams, kurių pajėgumais remiuosi ar (ir) remsiuosi, prekių gamintojams ar juos kontroliuojantiems juridiniams ir (ar) fiziniams asmenims netaikomos  Jungtinių Tautų saugumo tarybos, Europos Sąjungos, kitų tarptautinių organizacijų, kurių narė yra arba kuriose dalyvauja Lietuvos Respublika ar Jungtinių Amerikos Valstijų sankcijos (ribojamosios priemonės). </w:t>
+        <w:t xml:space="preserve">Patvirtinu, kad Tiekėjui, Subtiekėjams, kuriuos esu pasitelkęs ar pasitelksiu ateityje, Ūkio subjektams, kurių pajėgumais remiuosi ar (ir) remsiuosi, prekių gamintojams ar juos kontroliuojantiems juridiniams ir (ar) fiziniams asmenims netaikomos Jungtinių Tautų saugumo tarybos, Europos Sąjungos, kitų tarptautinių organizacijų, kurių narė yra arba kuriose dalyvauja Lietuvos Respublika ar Jungtinių Amerikos Valstijų sankcijos (ribojamosios priemonės). </w:t>
       </w:r>
       <w:bookmarkEnd w:id="5"/>
     </w:p>

--- a/PP-salygos/templates/AKV_LT_PASIULYMAS.docx
+++ b/PP-salygos/templates/AKV_LT_PASIULYMAS.docx
@@ -2852,7 +2852,7 @@
           <w:szCs w:val="20"/>
           <w:lang w:eastAsia="zh-CN"/>
         </w:rPr>
-        <w:t xml:space="preserve">Patvirtinu, kad Pirkime nedalyvaus Tiekėjai, Subtiekėjai, Tiekėjų grupės nariai, Ūkio subjektai, kurių pajėgumais remiamasi , kurie nėra registruoti (Tiekėjas, Tiekėjų grupės narys, Subtiekėjas, Ūkio subjektas, kurio pajėgumais remiamasi, Kvazisubtiekėjas, kuris yra fizinis asmuo – nuolat gyvenantis ar turintys pilietybę) Europos Sąjungos valstybėje narėje, Šiaurės Atlanto sutarties organizacijos valstybėje narėje ar trečiojoje šalyje, pasirašiusioje VPĮ 17 straipsnio 4 dalyje nurodytus tarptautinius susitarimus.    </w:t>
+        <w:t xml:space="preserve">Patvirtinu, kad Pirkime nedalyvaus Tiekėjai, Subtiekėjai, Tiekėjų grupės nariai, Ūkio subjektai, kurių pajėgumais remiamasi , kurie nėra registruoti (jeigu Tiekėjas, Tiekėjų grupės narys, Subtiekėjas, Ūkio subjektas, kurio pajėgumais remiamasi, ar Kvazisubtiekėjas yra fizinis asmuo – nuolat gyvenantis ar turintis pilietybę) Europos Sąjungos valstybėje narėje, Šiaurės Atlanto sutarties organizacijos valstybėje narėje ar trečiojoje šalyje, pasirašiusioje VPĮ 17 straipsnio 4 dalyje nurodytus tarptautinius susitarimus.    </w:t>
       </w:r>
       <w:commentRangeEnd w:id="6"/>
       <w:r>

--- a/PP-salygos/templates/AKV_LT_PASIULYMAS.docx
+++ b/PP-salygos/templates/AKV_LT_PASIULYMAS.docx
@@ -2633,7 +2633,7 @@
           <w:highlight w:val="red"/>
           <w:lang w:eastAsia="zh-CN"/>
         </w:rPr>
-        <w:t>1.8</w:t>
+        <w:t>1.9</w:t>
       </w:r>
       <w:r>
         <w:rPr>
